--- a/ind/docx/009.content.docx
+++ b/ind/docx/009.content.docx
@@ -360,18 +360,12 @@
         </w:rPr>
         <w:t>Alkitab juga menggunakan kata "</w:t>
       </w:r>
-      <w:hyperlink r:id="rId13">
-        <w:r>
-          <w:rPr>
-            <w:lang w:val="id_ID" w:bidi="id_ID"/>
-          </w:rPr>
-          <w:rPr>
-            <w:color w:val="0000EE"/>
-            <w:u w:val="single"/>
-          </w:rPr>
-          <w:t>roh</w:t>
-        </w:r>
-      </w:hyperlink>
+      <w:r>
+        <w:rPr>
+          <w:lang w:val="id_ID" w:bidi="id_ID"/>
+        </w:rPr>
+        <w:t>roh</w:t>
+      </w:r>
       <w:r>
         <w:rPr>
           <w:lang w:val="id_ID" w:bidi="id_ID"/>
@@ -393,7 +387,6 @@
       </w:r>
       <w:r>
         <w:rPr>
-          <w:b/>
           <w:lang w:val="id_ID" w:bidi="id_ID"/>
         </w:rPr>
         <w:t>berdoa</w:t>
@@ -406,7 +399,6 @@
       </w:r>
       <w:r>
         <w:rPr>
-          <w:b/>
           <w:lang w:val="id_ID" w:bidi="id_ID"/>
         </w:rPr>
         <w:t>percaya</w:t>
@@ -522,18 +514,12 @@
           <w:lang w:val="id_ID" w:bidi="id_ID"/>
         </w:rPr>
       </w:r>
-      <w:hyperlink r:id="rId14">
-        <w:r>
-          <w:rPr>
-            <w:lang w:val="id_ID" w:bidi="id_ID"/>
-          </w:rPr>
-          <w:rPr>
-            <w:color w:val="0000EE"/>
-            <w:u w:val="single"/>
-          </w:rPr>
-          <w:t>mantel</w:t>
-        </w:r>
-      </w:hyperlink>
+      <w:r>
+        <w:rPr>
+          <w:lang w:val="id_ID" w:bidi="id_ID"/>
+        </w:rPr>
+        <w:t>mantel</w:t>
+      </w:r>
       <w:r>
         <w:rPr>
           <w:lang w:val="id_ID" w:bidi="id_ID"/>
@@ -608,36 +594,26 @@
         </w:rPr>
         <w:t xml:space="preserve"> dalam merupakan sepotong pakaian yang dikenakan laki-laki dan perempuan. Ini adalah sepotong pakaian yang menjulur hingga lutut, atau pergelangan kaki. Orang-orang dapat membuat jubah dalam ini dari wol atau dari linen. Orang-orang biasanya mengenakan ikat pinggang yang terikat di pinggang mereka di luar jubah dalam ini Orang-orang bisa memasukkan pedang mereka ke dalam ikat pinggang dari jubah dalam mereka. Orang-orang mengenakan jubah dalam di bawah pakaian luar seperti </w:t>
       </w:r>
-      <w:hyperlink r:id="rId15">
-        <w:r>
-          <w:rPr>
-            <w:lang w:val="id_ID" w:bidi="id_ID"/>
-          </w:rPr>
-          <w:rPr>
-            <w:color w:val="0000EE"/>
-            <w:u w:val="single"/>
-          </w:rPr>
-          <w:t>jubah luar</w:t>
-        </w:r>
-      </w:hyperlink>
+      <w:r>
+        <w:rPr>
+          <w:b/>
+          <w:lang w:val="id_ID" w:bidi="id_ID"/>
+        </w:rPr>
+        <w:t>jubah luar</w:t>
+      </w:r>
       <w:r>
         <w:rPr>
           <w:lang w:val="id_ID" w:bidi="id_ID"/>
         </w:rPr>
         <w:t xml:space="preserve"> atau </w:t>
       </w:r>
-      <w:hyperlink r:id="rId14">
-        <w:r>
-          <w:rPr>
-            <w:lang w:val="id_ID" w:bidi="id_ID"/>
-          </w:rPr>
-          <w:rPr>
-            <w:color w:val="0000EE"/>
-            <w:u w:val="single"/>
-          </w:rPr>
-          <w:t>mantel</w:t>
-        </w:r>
-      </w:hyperlink>
+      <w:r>
+        <w:rPr>
+          <w:b/>
+          <w:lang w:val="id_ID" w:bidi="id_ID"/>
+        </w:rPr>
+        <w:t>mantel</w:t>
+      </w:r>
       <w:r>
         <w:rPr>
           <w:lang w:val="id_ID" w:bidi="id_ID"/>
